--- a/docs/04-UI设计规范/历史版本/myMemory_UI设计规范_v1.0.docx
+++ b/docs/04-UI设计规范/历史版本/myMemory_UI设计规范_v1.0.docx
@@ -1,6 +1,6 @@
 
 <file path=word/document.xml><?xml version="1.0" encoding="utf-8"?>
-<w:document xmlns:w="http://schemas.openxmlformats.org/wordprocessingml/2006/main">
+<w:document xmlns:w="http://schemas.openxmlformats.org/wordprocessingml/2006/main" xmlns:r="http://schemas.openxmlformats.org/officeDocument/2006/relationships" xmlns:wp="http://schemas.openxmlformats.org/drawingml/2006/wordprocessingDrawing" xmlns:a="http://schemas.openxmlformats.org/drawingml/2006/main" xmlns:pic="http://schemas.openxmlformats.org/drawingml/2006/picture">
   <w:body>
     <w:p>
       <w:pPr>
@@ -21,7 +21,7 @@
     <w:p>
       <w:pPr>
         <w:jc w:val="center"/>
-        <w:spacing w:before="0" w:after="260" w:line="360" w:lineRule="auto"/>
+        <w:spacing w:before="0" w:after="200" w:line="360" w:lineRule="auto"/>
       </w:pPr>
       <w:r>
         <w:rPr>
@@ -30,7 +30,7 @@
           <w:color w:val="617083"/>
           <w:sz w:val="26"/>
         </w:rPr>
-        <w:t xml:space="preserve">技术方案与页面原型规划</w:t>
+        <w:t xml:space="preserve">UI 设计规范</w:t>
       </w:r>
     </w:p>
     <w:p>
@@ -44,24 +44,7 @@
           <w:color w:val="617083"/>
           <w:sz w:val="20"/>
         </w:rPr>
-        <w:t xml:space="preserve">网页微缩版 · 技术规划 v1.0</w:t>
-      </w:r>
-    </w:p>
-    <w:p>
-      <w:pPr>
-        <w:pStyle w:val="Heading1"/>
-        <w:spacing w:before="280" w:after="140" w:line="360" w:lineRule="auto"/>
-      </w:pPr>
-      <w:r>
-        <w:rPr>
-          <w:rFonts w:ascii="Microsoft YaHei" w:hAnsi="Microsoft YaHei" w:eastAsia="Microsoft YaHei"/>
-          <w:b/>
-          <w:color w:val="193B59"/>
-          <w:sz w:val="30"/>
-        </w:rPr>
-        <w:t xml:space="preserve">myMemory</w:t>
-        <w:br/>
-        <w:t>口述记录生成传记系统</w:t>
+        <w:t xml:space="preserve">网页微缩版 · v1.0｜依据：《技术方案与页面原型规划（人工修改稿）》8.2–8.3、9.1–9.7｜用途：高保真设计的前置基线</w:t>
       </w:r>
     </w:p>
     <w:p>
@@ -154,7 +137,7 @@
           <w:rFonts w:ascii="Microsoft YaHei" w:hAnsi="Microsoft YaHei" w:eastAsia="Microsoft YaHei"/>
           <w:sz w:val="20"/>
         </w:rPr>
-        <w:t xml:space="preserve">1. 一页一主操作：每页只允许一个主按钮，其余操作以次级或文字按钮呈现。</w:t>
+        <w:t xml:space="preserve">2. 一页一主操作：每页只允许一个主按钮，其余操作以次级或文字按钮呈现。</w:t>
       </w:r>
     </w:p>
     <w:p>
@@ -166,7 +149,7 @@
           <w:rFonts w:ascii="Microsoft YaHei" w:hAnsi="Microsoft YaHei" w:eastAsia="Microsoft YaHei"/>
           <w:sz w:val="20"/>
         </w:rPr>
-        <w:t xml:space="preserve">1. 状态可见：任何耗时或状态变化都必须有文字说明，不允许只用颜色或动画表达。</w:t>
+        <w:t xml:space="preserve">3. 状态可见：任何耗时或状态变化都必须有文字说明，不允许只用颜色或动画表达。</w:t>
       </w:r>
     </w:p>
     <w:p>
@@ -178,7 +161,7 @@
           <w:rFonts w:ascii="Microsoft YaHei" w:hAnsi="Microsoft YaHei" w:eastAsia="Microsoft YaHei"/>
           <w:sz w:val="20"/>
         </w:rPr>
-        <w:t xml:space="preserve">1. 大而清晰：面向中老年用户，字号、间距与点击区均取下限偏大的取值。</w:t>
+        <w:t xml:space="preserve">4. 大而清晰：面向中老年用户，字号、间距与点击区均取下限偏大的取值。</w:t>
       </w:r>
     </w:p>
     <w:p>
@@ -190,7 +173,7 @@
           <w:rFonts w:ascii="Microsoft YaHei" w:hAnsi="Microsoft YaHei" w:eastAsia="Microsoft YaHei"/>
           <w:sz w:val="20"/>
         </w:rPr>
-        <w:t xml:space="preserve">1. 克制装饰：不使用插画、渐变背景与装饰性动画，避免干扰主流程。</w:t>
+        <w:t xml:space="preserve">5. 克制装饰：不使用插画、渐变背景与装饰性动画，避免干扰主流程。</w:t>
       </w:r>
     </w:p>
     <w:p>
